--- a/applications/2026/Q2/实验室电子元器件采集/实验室电子元器件采集-申报书.docx
+++ b/applications/2026/Q2/实验室电子元器件采集/实验室电子元器件采集-申报书.docx
@@ -359,7 +359,13 @@
                 <w:rFonts w:ascii="Times New Roman" w:hAnsi="Times New Roman" w:eastAsia="宋体"/>
                 <w:sz w:val="16"/>
               </w:rPr>
-              <w:t>实际以审批后订单及发票为准</w:t>
+            </w:r>
+            <w:r>
+              <w:rPr>
+                <w:rFonts w:ascii="Times New Roman" w:hAnsi="Times New Roman" w:eastAsia="宋体"/>
+                <w:sz w:val="24"/>
+              </w:rPr>
+              <w:t>预算合计</w:t>
             </w:r>
           </w:p>
         </w:tc>
@@ -852,7 +858,13 @@
           <w:rFonts w:ascii="Times New Roman" w:hAnsi="Times New Roman" w:eastAsia="宋体"/>
           <w:b w:val="0"/>
         </w:rPr>
-        <w:t>本次经费按当前记录价格测算，实际采购金额以审批后订单及发票为准。所有元器件到货后按项目用途和器件类别入库，优先用于 12 导联心电采集板、雷达板、自制控制板卡和 A5E 内存扩展验证。</w:t>
+      </w:r>
+      <w:r>
+        <w:rPr>
+          <w:rFonts w:ascii="Times New Roman" w:hAnsi="Times New Roman" w:eastAsia="宋体"/>
+          <w:sz w:val="24"/>
+        </w:rPr>
+        <w:t>本项目采购对象为实验室常用电子元器件及关键补充器件，到货后按项目用途和器件类别入库，优先用于 12 导联心电采集板、雷达板、自制控制板卡和 A5E 内存扩展验证。</w:t>
       </w:r>
     </w:p>
     <w:p>

--- a/applications/2026/Q2/实验室电子元器件采集/实验室电子元器件采集-申报书.docx
+++ b/applications/2026/Q2/实验室电子元器件采集/实验室电子元器件采集-申报书.docx
@@ -873,7 +873,13 @@
           <w:rFonts w:ascii="Times New Roman" w:hAnsi="Times New Roman" w:eastAsia="宋体"/>
           <w:b/>
         </w:rPr>
-        <w:t>图片凭证：</w:t>
+      </w:r>
+      <w:r>
+        <w:rPr>
+          <w:rFonts w:ascii="Times New Roman" w:hAnsi="Times New Roman" w:eastAsia="宋体"/>
+          <w:sz w:val="24"/>
+        </w:rPr>
+        <w:t>商品截图：</w:t>
       </w:r>
     </w:p>
     <w:p>
